--- a/docx/Carya_Tarih.docx
+++ b/docx/Carya_Tarih.docx
@@ -81,7 +81,7 @@
         <w:rPr>
           <w:rFonts w:ascii="Georgia" w:hAnsi="Georgia" w:cs="Georgia" w:eastAsia="Georgia"/>
         </w:rPr>
-        <w:t>Başlangıçta üç vardı: Rahsan, Chuntea ve Rakash. Ruhlar Nehri'nin bir yerinde durdular ve birbirlerine baktılar. Chuntea sordu: "Nasıl olacak?" Rahsan sordu: "Nasıl sürecek?" Rakash en son sordu: "Nasıl bitecek?" Kimse cevap vermedi. Ama üçü de biliyordu: cevap, yapılacak şeyin içinde saklıydı.</w:t>
+        <w:t>Başlangıçta üç vardı: Rahsan, Chuntea ve Rakash. Ruhlar Nehri'nin bir yerinde durdular ve birbirlerine baktılar. Rahsan sordu: "Nasıl olacak?" Chuntea sordu: "Nasıl sürecek?" Rakash en son sordu: "Nasıl bitecek?" Kimse cevap vermedi. Ama üçü de biliyordu: cevap, yapılacak şeyin içinde saklıydı.</w:t>
       </w:r>
     </w:p>
     <w:p>

--- a/docx/Carya_Tarih.docx
+++ b/docx/Carya_Tarih.docx
@@ -493,7 +493,7 @@
         <w:rPr>
           <w:rFonts w:ascii="Georgia" w:hAnsi="Georgia" w:cs="Georgia" w:eastAsia="Georgia"/>
         </w:rPr>
-        <w:t>İsyan açık hale geldiğinde cennet ile cehennem arasındaki denge sarsıldı. Horus ve diğer cehennem bekçileri Kaos tanrıları tarafından güçlendirilerek açık savaşa girişti. Bu savaşın sonunda cennetin üç, cehennemin ise dört katlı yeni bir düzene kavuştuğu ve cehennemin her katının zamanla Kaos tanrılarıyla daha derin bir bağ kurduğu söylenir. Başlangıçta yalnızca ceza ve denetim için kurulan yer, böylece daha parçalı ve daha tehlikeli bir yapıya dönüştü.</w:t>
+        <w:t>İsyan açık hale geldiğinde cennet ile cehennem arasındaki denge sarsıldı. Horus ve diğer cehennem bekçileri Kaos tanrıları tarafından güçlendirilerek açık savaşa girişti. Bu savaşın sonunda cennetin üç katlı, cehennemin ise her biri bir Kaos tanrısına bağlı dört ayrı alandan oluşan yeni bir düzene kavuştuğu ve her alanın zamanla sahibi olan Kaos tanrısıyla daha derin bir bağ kurduğu söylenir. Başlangıçta yalnızca ceza ve denetim için kurulan yer, böylece daha parçalı ve daha tehlikeli bir yapıya dönüştü.</w:t>
       </w:r>
     </w:p>
     <w:p>
@@ -530,6 +530,18 @@
           <w:rFonts w:ascii="Georgia" w:hAnsi="Georgia" w:cs="Georgia" w:eastAsia="Georgia"/>
         </w:rPr>
         <w:t>Horus'un İsyanı'nın ardından Amarath bir daha eski kudretine kavuşamadı. Zaten önceki savaşlardan yorgun düşmüş olan tanrı, bu son büyük çatışmada neredeyse ölme noktasına geldi. Onu ayakta tutan esas güç Alarath oldu; öyle ki Alarath, kendisine yöneltilen duaların ve yakarışların büyük kısmına artık cevap veremez hale geldi, çünkü kudretinin çoğunu Amarath'ı yaşatmak için harcamaya başladı. Amarath ise elinde kalan son güçle Carya'daki olaylara müdahale etmeye çalıştı, fakat bu müdahaleler artık sınırlı, zayıf ve çoğu zaman dolaylı kaldı. Bu yüzden sonraki çağlarda doğrudan hükmeden bir tanrıdan çok, geride kalan sadık oğulları Russ, Gulliman ve Vulkan'a akıl veren, onları yönlendiren, ama artık kendi başına dünyayı sarsamayan bir yüce baba figürü olarak anıldı. Horus'un İsyanı sadece bir iç savaş değil, Amarath düzeninin kırıldığı, ölüm sonrası âlemlerin yeniden şekillendiği ve Kaos'un ilahi düzene kalıcı biçimde sızdığı olay olarak hatırlanmaktadır.</w:t>
+      </w:r>
+    </w:p>
+    <w:p>
+      <w:pPr>
+        <w:spacing w:after="160" w:line="276" w:lineRule="auto"/>
+        <w:jc w:val="both"/>
+      </w:pPr>
+      <w:r>
+        <w:rPr>
+          <w:rFonts w:ascii="Georgia" w:hAnsi="Georgia" w:cs="Georgia" w:eastAsia="Georgia"/>
+        </w:rPr>
+        <w:t>Bugün cehennem dört alandan oluşur; bunlar kat değildir ve aralarında bir sıralama yoktur. Her alan bir Kaos tanrısına aittir (Khorn, Slanesh, Zinch ve Nurgle) ve her Kaos tanrısı kendi alanında Amarath'ın oğullarından birini seçmiştir: Angron Khorn'un, Fulgrim Slanesh'in, Magnus Zinch'in, Curze ise Nurgle'ın seçilmişidir. Hepsinin ortak seçilmişi Horus'tu, fakat o öldü. Geriye kalanlar kimi zaman birbirine karşı savaşır, kimi zaman ortak olup diğer tarafla birleşir; çok nadiren hepsi bir olup insanlığa ya da Carya'daki kadim güçlere karşı birlikte saldırır. Bu alanların iç işleyişi, adının hakkını verircesine, karışık ve öngörülemezdir.</w:t>
       </w:r>
     </w:p>
     <w:p>

--- a/docx/Carya_Tarih.docx
+++ b/docx/Carya_Tarih.docx
@@ -645,6 +645,61 @@
           <w:rFonts w:ascii="Georgia" w:hAnsi="Georgia" w:cs="Georgia" w:eastAsia="Georgia"/>
         </w:rPr>
         <w:t>Bugün ağ Arcan'ın elindedir ve büyü öğrenilebilir bir şey olarak sürer. Ne var ki Loth ile Vilgax'ın ağın başından tümüyle mi sökülüp atıldığı, yoksa yalnızca geri mi çekildiği tartışmalıdır. Örgünün derinlerinde hâlâ kendilerine ait düğümler bıraktıklarını söyleyenler vardır; bunu söyleyenlerin çoğu da uzun yaşamaz.</w:t>
+      </w:r>
+    </w:p>
+    <w:p>
+      <w:pPr>
+        <w:pStyle w:val="Heading1"/>
+        <w:keepNext w:val="1"/>
+        <w:keepLines w:val="1"/>
+        <w:spacing w:before="360" w:after="200" w:line="240" w:lineRule="auto"/>
+      </w:pPr>
+      <w:r>
+        <w:rPr>
+          <w:rFonts w:ascii="Georgia" w:hAnsi="Georgia" w:cs="Georgia" w:eastAsia="Georgia"/>
+          <w:b w:val="1"/>
+          <w:bCs w:val="1"/>
+          <w:color w:val="5B4A2E"/>
+          <w:sz w:val="32"/>
+          <w:szCs w:val="32"/>
+        </w:rPr>
+        <w:t>İmparatorluğun Kuruluşu</w:t>
+      </w:r>
+    </w:p>
+    <w:p>
+      <w:pPr>
+        <w:spacing w:after="160" w:line="276" w:lineRule="auto"/>
+        <w:jc w:val="both"/>
+      </w:pPr>
+      <w:r>
+        <w:rPr>
+          <w:rFonts w:ascii="Georgia" w:hAnsi="Georgia" w:cs="Georgia" w:eastAsia="Georgia"/>
+        </w:rPr>
+        <w:t>İmparatorluğun kuruluşu üç olaya bağlanır ve bu olaylar şu sırayla anılır.</w:t>
+      </w:r>
+    </w:p>
+    <w:p>
+      <w:pPr>
+        <w:spacing w:after="160" w:line="276" w:lineRule="auto"/>
+        <w:jc w:val="both"/>
+      </w:pPr>
+      <w:r>
+        <w:rPr>
+          <w:rFonts w:ascii="Georgia" w:hAnsi="Georgia" w:cs="Georgia" w:eastAsia="Georgia"/>
+        </w:rPr>
+        <w:t>Önce Kurucu Kral I. Florentin, bağlı olduğu Aux’a isyan etti. İsyanın ardından Florentina şehri kuruldu ve Florentin burada kral ilan edildi. Son olarak, Florentin’in ordusu kuzeyde Serenquill’in kapılarına dayandı; Serenquill’in eski kral hanedanı şehri barış yoluyla teslim etti ve karşılığında şehrin yönetici lordluğu kendilerine bırakıldı.</w:t>
+      </w:r>
+    </w:p>
+    <w:p>
+      <w:pPr>
+        <w:spacing w:after="160" w:line="276" w:lineRule="auto"/>
+        <w:jc w:val="both"/>
+      </w:pPr>
+      <w:r>
+        <w:rPr>
+          <w:rFonts w:ascii="Georgia" w:hAnsi="Georgia" w:cs="Georgia" w:eastAsia="Georgia"/>
+        </w:rPr>
+        <w:t>De Santis ve La Cruix gibi eski haneler yeni krala biat ederek bu düzene kabul edildi; Son Durak Kasabası’nın kuruluşu da bu dönemin bir hatırasıdır.</w:t>
       </w:r>
     </w:p>
     <w:p>

--- a/docx/Carya_Tarih.docx
+++ b/docx/Carya_Tarih.docx
@@ -700,6 +700,49 @@
           <w:rFonts w:ascii="Georgia" w:hAnsi="Georgia" w:cs="Georgia" w:eastAsia="Georgia"/>
         </w:rPr>
         <w:t>De Santis ve La Cruix gibi eski haneler yeni krala biat ederek bu düzene kabul edildi; Son Durak Kasabası’nın kuruluşu da bu dönemin bir hatırasıdır.</w:t>
+      </w:r>
+    </w:p>
+    <w:p>
+      <w:pPr>
+        <w:pStyle w:val="Heading1"/>
+        <w:keepNext w:val="1"/>
+        <w:keepLines w:val="1"/>
+        <w:spacing w:before="360" w:after="200" w:line="240" w:lineRule="auto"/>
+      </w:pPr>
+      <w:r>
+        <w:rPr>
+          <w:rFonts w:ascii="Georgia" w:hAnsi="Georgia" w:cs="Georgia" w:eastAsia="Georgia"/>
+          <w:b w:val="1"/>
+          <w:bCs w:val="1"/>
+          <w:color w:val="5B4A2E"/>
+          <w:sz w:val="32"/>
+          <w:szCs w:val="32"/>
+        </w:rPr>
+        <w:t>Elf-Cüce Savaşları</w:t>
+      </w:r>
+    </w:p>
+    <w:p>
+      <w:pPr>
+        <w:spacing w:after="160" w:line="276" w:lineRule="auto"/>
+        <w:jc w:val="both"/>
+      </w:pPr>
+      <w:r>
+        <w:rPr>
+          <w:rFonts w:ascii="Georgia" w:hAnsi="Georgia" w:cs="Georgia" w:eastAsia="Georgia"/>
+        </w:rPr>
+        <w:t>Elf-Cüce Savaşları, Florentina daha Aux krallığından ayrılmadan çok önce başlayan ve çağlar boyunca süren bir çatışmadır. Savaş o kadar uzun sürdü ki iki halkın da gelişimini yavaşlattı: elfler ve cüceler birbirleriyle uğraşırken insanlar gelişti ve çoğaldı. Bugün Carya kıtasının en yüksek nüfusu ve en geniş hâkimiyet alanı insanlardadır.</w:t>
+      </w:r>
+    </w:p>
+    <w:p>
+      <w:pPr>
+        <w:spacing w:after="160" w:line="276" w:lineRule="auto"/>
+        <w:jc w:val="both"/>
+      </w:pPr>
+      <w:r>
+        <w:rPr>
+          <w:rFonts w:ascii="Georgia" w:hAnsi="Georgia" w:cs="Georgia" w:eastAsia="Georgia"/>
+        </w:rPr>
+        <w:t>Savaşın en kanlı yıllarında yetişen adsız bir elf savaşçısı, Sessizlik Loncası’nın kurucusu sayılır (bkz. Gruplar ve Tarikatlar).</w:t>
       </w:r>
     </w:p>
     <w:p>

--- a/docx/Carya_Tarih.docx
+++ b/docx/Carya_Tarih.docx
@@ -287,7 +287,7 @@
         <w:rPr>
           <w:rFonts w:ascii="Georgia" w:hAnsi="Georgia" w:cs="Georgia" w:eastAsia="Georgia"/>
         </w:rPr>
-        <w:t>"Biz yeni çocuklar yaratmayacağız," dediler, "yalnızca buradakilere kendi yolumuzu anlatacağız. Onlar özgürdür, seçim onlarındır. Eğer kimse bizi seçmezse çekip gideriz; seçenler olursa Carya'da kalmamıza izin verilsin." Teklif kusursuz görünüyordu; ne bir tehdit vardı ne de bir hak iddiası. Rahsan, Chuntea ve Rakash sonunda bunu kabul etti. Carya'nın kapıları dört tanrıya böyle açıldı.</w:t>
+        <w:t>"Biz yeni çocuklar yaratmayacağız," dediler, "yalnızca buradakilere kendi yolumuzu anlatacağız. Onlar özgürdür, seçim onlarındır. Eğer kimse bizi seçmezse çekip gideriz; seçenler olursa Carya'da kalmamıza izin verilsin." Teklif kusursuz görünüyordu; ne bir tehdit vardı ne de bir hak iddiası. Rahsan, Chuntea ve Rakash sonunda bunu kabul etti. Carya'nın kapıları dört tanrıya böyle açıldı. Sonraki çağlarda bu dördüne “dört illet” denmiştir.</w:t>
       </w:r>
     </w:p>
     <w:p>
@@ -354,7 +354,7 @@
         <w:rPr>
           <w:rFonts w:ascii="Georgia" w:hAnsi="Georgia" w:cs="Georgia" w:eastAsia="Georgia"/>
         </w:rPr>
-        <w:t>Rahsan'ın ölümü Carya'yı yalnızca bir tanrıdan yoksun bırakmadı; onu kurucusuz bıraktı. İlk izni veren, ilk anlaşmayı yapan, kapıyı açan ya da kapatan el artık yoktu. O günden sonra Carya, Ruhlar Nehri üzerindeki durakların en cazibesi haline geldi. Nehirde yeni bir durak aramak, boş kalmış bir tahta oturmaktan çok daha zahmetliydi. Bundan sonraki bütün savaşların altında hep aynı soru yattı: Rahsan'ın yerinde kim duracak?</w:t>
+        <w:t>Rahsan'ın ölümü Carya'yı yalnızca bir tanrıdan yoksun bırakmadı; onu kurucusuz bıraktı. İlk izni veren, ilk anlaşmayı yapan, kapıyı açan ya da kapatan el artık yoktu. O günden sonra Carya, Ruhlar Nehri üzerindeki durakların en cazibelisi haline geldi. Nehirde yeni bir durak aramak, boş kalmış bir tahta oturmaktan çok daha zahmetliydi. Bundan sonraki bütün savaşların altında hep aynı soru yattı: Rahsan'ın yerinde kim duracak?</w:t>
       </w:r>
     </w:p>
     <w:p>
@@ -572,7 +572,7 @@
         <w:rPr>
           <w:rFonts w:ascii="Georgia" w:hAnsi="Georgia" w:cs="Georgia" w:eastAsia="Georgia"/>
         </w:rPr>
-        <w:t>Büyünün aktığı ağ Carya'da her zaman vardı. Tanrılar onu görüyor, dokunabiliyor, gerektiğinde düzenleyebiliyorlardı; ama hiçbiri üzerinde durmadı. Çünkü tanrı gücünü ağdan almaz, kendi kutsal kaynağından çeker. Onlar için ağ, faydalı ama ikincil bir ayrıntıydı. Bu ilgisizlik çağlar boyu sürdü ve ağın gerçek bakımı iki isme kaldı: henüz sadıkken Loth ve annesinin gölgesinde huzursuzca bekleyen Praxaclass. Ağın çağlar boyunca örülü, düzenli ve öğrenilebilir kalması ikisinin emeğidir. Ejderhaların ve elflerin büyüyle bu kadar derin bir bağ kurması da o düzenlemenin kanda kalmış izidir.</w:t>
+        <w:t>Büyünün aktığı ağ Carya'da her zaman vardı. Tanrılar onu görüyor, dokunabiliyor, gerektiğinde düzenleyebiliyorlardı; ama gücünü ağdan değil kendi kutsal kaynağından çeken bir tanrı için ağ, faydalı ama ikincil bir ayrıntıydı. Bu ilgisizlik çağlar boyu sürdü ve ağın gerçek bakımı iki isme kaldı: henüz sadıkken Loth ve annesinin gölgesinde huzursuzca bekleyen Praxaclass. Ağın çağlar boyunca örülü, düzenli ve öğrenilebilir kalması ikisinin emeğidir.</w:t>
       </w:r>
     </w:p>
     <w:p>
@@ -584,7 +584,7 @@
         <w:rPr>
           <w:rFonts w:ascii="Georgia" w:hAnsi="Georgia" w:cs="Georgia" w:eastAsia="Georgia"/>
         </w:rPr>
-        <w:t>Sonra Loth sadıkların arasından ayrıldı. Kaos Savaşı'nda Isha'nın kanını eline bulaştırdı, ardından takipçileriyle birlikte yeraltına çekildi ve kader tabletlerini kırdı. Praxaclass ise geride kaldı. Ağa yine baktı, ama artık tek başına ve pasif biçimde; düzelttiğinden çok gözledi, gözlediğinden çok bekledi. Babasının zincirleri ve anasının kayboluşu onu ömrü boyunca huzursuz etmişti; gördükleri sık sık onu Tiamat'ın tarafına itti, fakat o tarafa geçmeyi de hiçbir zaman istemedi. Bu ikirciklilik onu tarafsız değil, yalnızca hareketsiz kıldı.</w:t>
+        <w:t>Sonra Loth sadıkların arasından ayrıldı. Kaos Savaşı'nda Isha'nın kanını eline bulaştırdı, ardından takipçileriyle birlikte yeraltına çekildi ve kader tabletlerini kırdı. Praxaclass ise geride kaldı. Ağa yine baktı, ama artık tek başına ve pasif biçimde; düzelttiğinden çok gözledi, gözlediğinden çok bekledi. Babasının zincirleri ve anasının kayboluşu onu hep huzursuz etmişti; bu ikirciklilik onu tarafsız değil, yalnızca hareketsiz kıldı.</w:t>
       </w:r>
     </w:p>
     <w:p>

--- a/docx/Carya_Tarih.docx
+++ b/docx/Carya_Tarih.docx
@@ -743,6 +743,285 @@
           <w:rFonts w:ascii="Georgia" w:hAnsi="Georgia" w:cs="Georgia" w:eastAsia="Georgia"/>
         </w:rPr>
         <w:t>Savaşın en kanlı yıllarında yetişen adsız bir elf savaşçısı, Sessizlik Loncası’nın kurucusu sayılır (bkz. Gruplar ve Tarikatlar).</w:t>
+      </w:r>
+    </w:p>
+    <w:p>
+      <w:pPr>
+        <w:pStyle w:val="Heading1"/>
+        <w:keepNext w:val="1"/>
+        <w:keepLines w:val="1"/>
+        <w:spacing w:before="360" w:after="200" w:line="240" w:lineRule="auto"/>
+      </w:pPr>
+      <w:r>
+        <w:rPr>
+          <w:rFonts w:ascii="Georgia" w:hAnsi="Georgia" w:cs="Georgia" w:eastAsia="Georgia"/>
+          <w:b w:val="1"/>
+          <w:bCs w:val="1"/>
+          <w:color w:val="5B4A2E"/>
+          <w:sz w:val="32"/>
+          <w:szCs w:val="32"/>
+        </w:rPr>
+        <w:t>Irkların Yaratılışı</w:t>
+      </w:r>
+    </w:p>
+    <w:p>
+      <w:pPr>
+        <w:spacing w:after="160" w:line="276" w:lineRule="auto"/>
+        <w:jc w:val="both"/>
+      </w:pPr>
+      <w:r>
+        <w:rPr>
+          <w:rFonts w:ascii="Georgia" w:hAnsi="Georgia" w:cs="Georgia" w:eastAsia="Georgia"/>
+        </w:rPr>
+        <w:t>Carya’da yaşayan halkların kökeni tek bir kaynağa bağlı değildir. Kimi bir tanrının doğrudan çocuğudur, kimi bir tanrının bölünmesinden doğmuştur, kimi ise kökeni tartışılan rivayetlerin içinde kaybolmuştur.</w:t>
+      </w:r>
+    </w:p>
+    <w:p>
+      <w:pPr>
+        <w:pStyle w:val="Heading2"/>
+        <w:keepNext w:val="1"/>
+        <w:keepLines w:val="1"/>
+        <w:spacing w:before="240" w:after="140" w:line="240" w:lineRule="auto"/>
+      </w:pPr>
+      <w:r>
+        <w:rPr>
+          <w:rFonts w:ascii="Georgia" w:hAnsi="Georgia" w:cs="Georgia" w:eastAsia="Georgia"/>
+          <w:b w:val="1"/>
+          <w:bCs w:val="1"/>
+          <w:color w:val="6E5A38"/>
+          <w:sz w:val="26"/>
+          <w:szCs w:val="26"/>
+        </w:rPr>
+        <w:t>İnsanlar</w:t>
+      </w:r>
+    </w:p>
+    <w:p>
+      <w:pPr>
+        <w:spacing w:after="160" w:line="276" w:lineRule="auto"/>
+        <w:jc w:val="both"/>
+      </w:pPr>
+      <w:r>
+        <w:rPr>
+          <w:rFonts w:ascii="Georgia" w:hAnsi="Georgia" w:cs="Georgia" w:eastAsia="Georgia"/>
+        </w:rPr>
+        <w:t>İnsanları Amarath ile Alarath yaratmıştır. Cennet ve cehennem düzeni de bu yüzden onlar için kurulmuştur.</w:t>
+      </w:r>
+    </w:p>
+    <w:p>
+      <w:pPr>
+        <w:pStyle w:val="Heading2"/>
+        <w:keepNext w:val="1"/>
+        <w:keepLines w:val="1"/>
+        <w:spacing w:before="240" w:after="140" w:line="240" w:lineRule="auto"/>
+      </w:pPr>
+      <w:r>
+        <w:rPr>
+          <w:rFonts w:ascii="Georgia" w:hAnsi="Georgia" w:cs="Georgia" w:eastAsia="Georgia"/>
+          <w:b w:val="1"/>
+          <w:bCs w:val="1"/>
+          <w:color w:val="6E5A38"/>
+          <w:sz w:val="26"/>
+          <w:szCs w:val="26"/>
+        </w:rPr>
+        <w:t>Elfler</w:t>
+      </w:r>
+    </w:p>
+    <w:p>
+      <w:pPr>
+        <w:spacing w:after="160" w:line="276" w:lineRule="auto"/>
+        <w:jc w:val="both"/>
+      </w:pPr>
+      <w:r>
+        <w:rPr>
+          <w:rFonts w:ascii="Georgia" w:hAnsi="Georgia" w:cs="Georgia" w:eastAsia="Georgia"/>
+        </w:rPr>
+        <w:t>Elfler, Asuryani’nin ilk atası olduğu halktır. Ateş Savaşı’nda Asuryani altı parçaya bölününce elfler de bu bütünün yankısını taşımaya devam etti.</w:t>
+      </w:r>
+    </w:p>
+    <w:p>
+      <w:pPr>
+        <w:pStyle w:val="Heading2"/>
+        <w:keepNext w:val="1"/>
+        <w:keepLines w:val="1"/>
+        <w:spacing w:before="240" w:after="140" w:line="240" w:lineRule="auto"/>
+      </w:pPr>
+      <w:r>
+        <w:rPr>
+          <w:rFonts w:ascii="Georgia" w:hAnsi="Georgia" w:cs="Georgia" w:eastAsia="Georgia"/>
+          <w:b w:val="1"/>
+          <w:bCs w:val="1"/>
+          <w:color w:val="6E5A38"/>
+          <w:sz w:val="26"/>
+          <w:szCs w:val="26"/>
+        </w:rPr>
+        <w:t>Drowlar</w:t>
+      </w:r>
+    </w:p>
+    <w:p>
+      <w:pPr>
+        <w:spacing w:after="160" w:line="276" w:lineRule="auto"/>
+        <w:jc w:val="both"/>
+      </w:pPr>
+      <w:r>
+        <w:rPr>
+          <w:rFonts w:ascii="Georgia" w:hAnsi="Georgia" w:cs="Georgia" w:eastAsia="Georgia"/>
+        </w:rPr>
+        <w:t>Asuryani’nin bölünmesinden sonra elflerden bir grup Loth’u izledi. Güneşten uzak yaşayan bu halk kendi karanlık büyü ritüellerini kültür edindi; zamanla hem bedenlerine hem büyülerine bu karanlık bir kül gibi yapıştı ve derileri kara-gri bir renge büründü. Drowlar bu soydan gelir.</w:t>
+      </w:r>
+    </w:p>
+    <w:p>
+      <w:pPr>
+        <w:pStyle w:val="Heading2"/>
+        <w:keepNext w:val="1"/>
+        <w:keepLines w:val="1"/>
+        <w:spacing w:before="240" w:after="140" w:line="240" w:lineRule="auto"/>
+      </w:pPr>
+      <w:r>
+        <w:rPr>
+          <w:rFonts w:ascii="Georgia" w:hAnsi="Georgia" w:cs="Georgia" w:eastAsia="Georgia"/>
+          <w:b w:val="1"/>
+          <w:bCs w:val="1"/>
+          <w:color w:val="6E5A38"/>
+          <w:sz w:val="26"/>
+          <w:szCs w:val="26"/>
+        </w:rPr>
+        <w:t>Cüceler, Duergarlar ve Gnomelar</w:t>
+      </w:r>
+    </w:p>
+    <w:p>
+      <w:pPr>
+        <w:spacing w:after="160" w:line="276" w:lineRule="auto"/>
+        <w:jc w:val="both"/>
+      </w:pPr>
+      <w:r>
+        <w:rPr>
+          <w:rFonts w:ascii="Georgia" w:hAnsi="Georgia" w:cs="Georgia" w:eastAsia="Georgia"/>
+        </w:rPr>
+        <w:t>Cüceler Morad’ın halkıdır. Morad’ın Astral boyuttan edindiği iki çırağın izleri de iki ayrı halkta yaşar: Abbator’un karanlık gururu duergarlarda, Zuldynag’ın merakı ve canlı zihni gnomelarda sürer.</w:t>
+      </w:r>
+    </w:p>
+    <w:p>
+      <w:pPr>
+        <w:pStyle w:val="Heading2"/>
+        <w:keepNext w:val="1"/>
+        <w:keepLines w:val="1"/>
+        <w:spacing w:before="240" w:after="140" w:line="240" w:lineRule="auto"/>
+      </w:pPr>
+      <w:r>
+        <w:rPr>
+          <w:rFonts w:ascii="Georgia" w:hAnsi="Georgia" w:cs="Georgia" w:eastAsia="Georgia"/>
+          <w:b w:val="1"/>
+          <w:bCs w:val="1"/>
+          <w:color w:val="6E5A38"/>
+          <w:sz w:val="26"/>
+          <w:szCs w:val="26"/>
+        </w:rPr>
+        <w:t>Yeşilderili Halklar</w:t>
+      </w:r>
+    </w:p>
+    <w:p>
+      <w:pPr>
+        <w:spacing w:after="160" w:line="276" w:lineRule="auto"/>
+        <w:jc w:val="both"/>
+      </w:pPr>
+      <w:r>
+        <w:rPr>
+          <w:rFonts w:ascii="Georgia" w:hAnsi="Georgia" w:cs="Georgia" w:eastAsia="Georgia"/>
+        </w:rPr>
+        <w:t>Yeşilderili halklar Gork ile Morg’un çocuklarıdır. Orklar, goblinler ve aralarındaki karışımlar bu çatı altında anılır. Gork ile Morg çocuklarını kimseye danışmadan daha sert ve daha ayrıksı bir yola yöneltmiştir; bu yüzden onların çocukları her zaman diğerlerinden farklı olmuştur.</w:t>
+      </w:r>
+    </w:p>
+    <w:p>
+      <w:pPr>
+        <w:pStyle w:val="Heading2"/>
+        <w:keepNext w:val="1"/>
+        <w:keepLines w:val="1"/>
+        <w:spacing w:before="240" w:after="140" w:line="240" w:lineRule="auto"/>
+      </w:pPr>
+      <w:r>
+        <w:rPr>
+          <w:rFonts w:ascii="Georgia" w:hAnsi="Georgia" w:cs="Georgia" w:eastAsia="Georgia"/>
+          <w:b w:val="1"/>
+          <w:bCs w:val="1"/>
+          <w:color w:val="6E5A38"/>
+          <w:sz w:val="26"/>
+          <w:szCs w:val="26"/>
+        </w:rPr>
+        <w:t>Goliathlar</w:t>
+      </w:r>
+    </w:p>
+    <w:p>
+      <w:pPr>
+        <w:spacing w:after="160" w:line="276" w:lineRule="auto"/>
+        <w:jc w:val="both"/>
+      </w:pPr>
+      <w:r>
+        <w:rPr>
+          <w:rFonts w:ascii="Georgia" w:hAnsi="Georgia" w:cs="Georgia" w:eastAsia="Georgia"/>
+        </w:rPr>
+        <w:t>Goliathların kökeni belirsizdir. Rivayete göre devlerin soyundan gelirler; devlerin ise doğadan, Viridia’dan doğduğu söylenir. Bunu doğrulayan ya da çürüten kesin bir kayıt yoktur.</w:t>
+      </w:r>
+    </w:p>
+    <w:p>
+      <w:pPr>
+        <w:pStyle w:val="Heading2"/>
+        <w:keepNext w:val="1"/>
+        <w:keepLines w:val="1"/>
+        <w:spacing w:before="240" w:after="140" w:line="240" w:lineRule="auto"/>
+      </w:pPr>
+      <w:r>
+        <w:rPr>
+          <w:rFonts w:ascii="Georgia" w:hAnsi="Georgia" w:cs="Georgia" w:eastAsia="Georgia"/>
+          <w:b w:val="1"/>
+          <w:bCs w:val="1"/>
+          <w:color w:val="6E5A38"/>
+          <w:sz w:val="26"/>
+          <w:szCs w:val="26"/>
+        </w:rPr>
+        <w:t>Halflingler</w:t>
+      </w:r>
+    </w:p>
+    <w:p>
+      <w:pPr>
+        <w:spacing w:after="160" w:line="276" w:lineRule="auto"/>
+        <w:jc w:val="both"/>
+      </w:pPr>
+      <w:r>
+        <w:rPr>
+          <w:rFonts w:ascii="Georgia" w:hAnsi="Georgia" w:cs="Georgia" w:eastAsia="Georgia"/>
+        </w:rPr>
+        <w:t>Halflingler Carya’nın en genç halklarındandır. Kökenleri belirsizdir; Asuryani’nin altı parçaya bölünmesinden çok sonra ortaya çıktıkları ve bu altı parçadan birine bağlı oldukları rivayet edilir. Hangisine bağlı oldukları bilinmez.</w:t>
+      </w:r>
+    </w:p>
+    <w:p>
+      <w:pPr>
+        <w:pStyle w:val="Heading2"/>
+        <w:keepNext w:val="1"/>
+        <w:keepLines w:val="1"/>
+        <w:spacing w:before="240" w:after="140" w:line="240" w:lineRule="auto"/>
+      </w:pPr>
+      <w:r>
+        <w:rPr>
+          <w:rFonts w:ascii="Georgia" w:hAnsi="Georgia" w:cs="Georgia" w:eastAsia="Georgia"/>
+          <w:b w:val="1"/>
+          <w:bCs w:val="1"/>
+          <w:color w:val="6E5A38"/>
+          <w:sz w:val="26"/>
+          <w:szCs w:val="26"/>
+        </w:rPr>
+        <w:t>Cinler</w:t>
+      </w:r>
+    </w:p>
+    <w:p>
+      <w:pPr>
+        <w:spacing w:after="160" w:line="276" w:lineRule="auto"/>
+        <w:jc w:val="both"/>
+      </w:pPr>
+      <w:r>
+        <w:rPr>
+          <w:rFonts w:ascii="Georgia" w:hAnsi="Georgia" w:cs="Georgia" w:eastAsia="Georgia"/>
+        </w:rPr>
+        <w:t>Cinler küçük tanrılar gibidir; nereden geldikleri bilinmez. Ne melektirler ne şeytan; kendi ajandalarını izlerler. Ölümlüler arasında kolay dolaşamazlar. Ruh gibidirler ama bir biçimde bu evrene de bağlıdırlar; çoğu bir cisme tutsak ve bağlıdır. Cisimden özgür kalanlar Carya’ya yakın manevi âlemde dilediğince gezer ya da amaçları doğrultusunda Carya’da faaliyet yürütmek ister. Bunların sayısı çok azdır.</w:t>
       </w:r>
     </w:p>
     <w:p>

--- a/docx/Carya_Tarih.docx
+++ b/docx/Carya_Tarih.docx
@@ -928,7 +928,7 @@
         <w:rPr>
           <w:rFonts w:ascii="Georgia" w:hAnsi="Georgia" w:cs="Georgia" w:eastAsia="Georgia"/>
         </w:rPr>
-        <w:t>Yeşilderili halklar Gork ile Morg’un çocuklarıdır. Orklar, goblinler ve aralarındaki karışımlar bu çatı altında anılır. Gork ile Morg çocuklarını kimseye danışmadan daha sert ve daha ayrıksı bir yola yöneltmiştir; bu yüzden onların çocukları her zaman diğerlerinden farklı olmuştur.</w:t>
+        <w:t>Yeşilderili halklar Gork ile Morg’un çocuklarıdır. Goblinler, orklar, ogreler, gnollar, bugbearlar, aralarındaki karışımlar ve benzer bütün halklar bu çatı altında anılır. Gork ile Morg çocuklarını kimseye danışmadan daha sert ve daha ayrıksı bir yola yöneltmiştir; bu yüzden onların çocukları her zaman diğerlerinden farklı olmuştur.</w:t>
       </w:r>
     </w:p>
     <w:p>
